--- a/Pregrado/Trabajo de grado 2/Clases/Recursos/ACAs/ACA 1 - Corte 1 - Delimitacion y formulacion.docx
+++ b/Pregrado/Trabajo de grado 2/Clases/Recursos/ACAs/ACA 1 - Corte 1 - Delimitacion y formulacion.docx
@@ -374,7 +374,7 @@
           <w:color w:val="2B2B2B"/>
           <w:sz w:val="21"/>
         </w:rPr>
-        <w:t>Fecha calculada con la regla del periodo (pesos + día de clase; ver Presentación del Curso / Manual).</w:t>
+        <w:t>Periodo [inicio–recepción] repartido por pesos del componente; entrega = día de clase semanal en o antes del fin de tramo (ultimo item &lt;= recepcion). P1: coev/autoev tras ACA 3 hasta cierre. Fuente: config/cursos/fechas_entrega_aca.py + carga_academica_2026.json.</w:t>
       </w:r>
     </w:p>
     <w:p>
@@ -903,7 +903,7 @@
           <w:color w:val="2B2B2B"/>
           <w:sz w:val="22"/>
         </w:rPr>
-        <w:t>Sesiones 01–04</w:t>
+        <w:t>Sesiones 02–04</w:t>
       </w:r>
       <w:r>
         <w:rPr>
@@ -912,7 +912,25 @@
           <w:color w:val="2B2B2B"/>
           <w:sz w:val="22"/>
         </w:rPr>
-        <w:t xml:space="preserve"> (acuerdo · delimitación · pregunta/objetivos · estructura del documento).</w:t>
+        <w:t xml:space="preserve"> (pregunta, objetivos y título provisional · estructura del documento / artículo de avance · antecedentes y referentes). La </w:t>
+      </w:r>
+      <w:r>
+        <w:rPr>
+          <w:rFonts w:ascii="Calibri" w:hAnsi="Calibri"/>
+          <w:b/>
+          <w:color w:val="2B2B2B"/>
+          <w:sz w:val="22"/>
+        </w:rPr>
+        <w:t>Sesión 01</w:t>
+      </w:r>
+      <w:r>
+        <w:rPr>
+          <w:rFonts w:ascii="Calibri" w:hAnsi="Calibri"/>
+          <w:b w:val="0"/>
+          <w:color w:val="2B2B2B"/>
+          <w:sz w:val="22"/>
+        </w:rPr>
+        <w:t xml:space="preserve"> es de encuadre — allí se firma el acuerdo pedagógico — y la delimitación/reformulación del tema va como lectura autónoma.</w:t>
       </w:r>
     </w:p>
     <w:p>

--- a/Pregrado/Trabajo de grado 2/Clases/Recursos/ACAs/ACA 1 - Corte 1 - Delimitacion y formulacion.docx
+++ b/Pregrado/Trabajo de grado 2/Clases/Recursos/ACAs/ACA 1 - Corte 1 - Delimitacion y formulacion.docx
@@ -230,7 +230,7 @@
           <w:color w:val="2B2B2B"/>
           <w:sz w:val="22"/>
         </w:rPr>
-        <w:t xml:space="preserve"> ([URL CDigital — campus del curso pendiente])</w:t>
+        <w:t xml:space="preserve"> (https://cdigital.cun.edu.co/course/view.php?id=129268)</w:t>
       </w:r>
     </w:p>
     <w:p>
